--- a/交互产品开发/Output/实验材料/交互产品开发_实验报告封面_实验2.docx
+++ b/交互产品开发/Output/实验材料/交互产品开发_实验报告封面_实验2.docx
@@ -393,7 +393,7 @@
           <w:sz w:val="32"/>
           <w:szCs w:val="32"/>
         </w:rPr>
-        <w:t xml:space="preserve">2026.04.01</w:t>
+        <w:t xml:space="preserve">2026.05.28</w:t>
       </w:r>
     </w:p>
     <w:p>

--- a/交互产品开发/Output/实验材料/交互产品开发_实验报告封面_实验2.docx
+++ b/交互产品开发/Output/实验材料/交互产品开发_实验报告封面_实验2.docx
@@ -212,7 +212,7 @@
           <w:sz w:val="32"/>
           <w:szCs w:val="32"/>
         </w:rPr>
-        <w:t xml:space="preserve">状态机映射与视觉体系 (States &amp; System)</w:t>
+        <w:t xml:space="preserve">Proto-Persona 用户画像制作</w:t>
       </w:r>
     </w:p>
     <w:p>
@@ -393,7 +393,7 @@
           <w:sz w:val="32"/>
           <w:szCs w:val="32"/>
         </w:rPr>
-        <w:t xml:space="preserve">2026.05.28</w:t>
+        <w:t xml:space="preserve">2026.05.21</w:t>
       </w:r>
     </w:p>
     <w:p>
@@ -965,7 +965,7 @@
                 <w:sz w:val="24"/>
                 <w:szCs w:val="24"/>
               </w:rPr>
-              <w:t xml:space="preserve">（一）能将粗略线框图转化为具有严苛响应式组件框架的骨架，建立盒模型容器工程化意识。</w:t>
+              <w:t xml:space="preserve">（一）掌握 Proto-Persona（原型用户画像）的四大标准模块格式。</w:t>
             </w:r>
           </w:p>
           <w:p>
@@ -985,7 +985,7 @@
                 <w:sz w:val="24"/>
                 <w:szCs w:val="24"/>
               </w:rPr>
-              <w:t xml:space="preserve">（二）掌握基于 HSL 系统与光影深度规则的 Design Token 体系构建方法，实现视觉一致性。</w:t>
+              <w:t xml:space="preserve">（二）理解人口统计学陷阱 (Demographic Trap) 的危害。</w:t>
             </w:r>
           </w:p>
           <w:p>
@@ -1005,7 +1005,7 @@
                 <w:sz w:val="24"/>
                 <w:szCs w:val="24"/>
               </w:rPr>
-              <w:t xml:space="preserve">（三）能穷举极端状态与错误边界，为各类边缘情境设计优雅的防错与宽容度反馈。</w:t>
+              <w:t xml:space="preserve">（三）掌握将文字调研数据视觉化表达的基本能力。</w:t>
             </w:r>
           </w:p>
           <w:p>
@@ -1088,7 +1088,7 @@
                 <w:sz w:val="24"/>
                 <w:szCs w:val="24"/>
               </w:rPr>
-              <w:t xml:space="preserve">2. 软件：Windows 10+；Figma（AutoLayout 组件系统 + Variables）</w:t>
+              <w:t xml:space="preserve">2. 软件：Figma / Illustrator / 其他绘图软件</w:t>
             </w:r>
           </w:p>
           <w:bookmarkEnd w:id="25"/>
@@ -1161,7 +1161,7 @@
                 <w:sz w:val="24"/>
                 <w:szCs w:val="24"/>
               </w:rPr>
-              <w:t xml:space="preserve">1. 将粗略线框图转化为具有严苛响应式组件框架（卡片/列表/导航三级嵌套）的骨架。</w:t>
+              <w:t xml:space="preserve">1. 整理实验 1 的结构化数据卡内容。</w:t>
             </w:r>
           </w:p>
           <w:p>
@@ -1180,7 +1180,7 @@
                 <w:sz w:val="24"/>
                 <w:szCs w:val="24"/>
               </w:rPr>
-              <w:t xml:space="preserve">2. 基于 HSL 系统、光影深度规则等为骨架填入视觉系统标签（Design Tokens）。</w:t>
+              <w:t xml:space="preserve">2. 使用设计工具建立 A4 画布并划分四大区块。</w:t>
             </w:r>
           </w:p>
           <w:p>
@@ -1199,7 +1199,7 @@
                 <w:sz w:val="24"/>
                 <w:szCs w:val="24"/>
               </w:rPr>
-              <w:t xml:space="preserve">3. 梳理极端状态与错误边界，补全兜底反馈（空状态/加载/报错/首次使用）。</w:t>
+              <w:t xml:space="preserve">3. 填入背景档案、行为核心特征、JTBD 和痛点陈述，并排版导出。</w:t>
             </w:r>
           </w:p>
           <w:p>

--- a/交互产品开发/Output/实验材料/交互产品开发_实验报告封面_实验2.docx
+++ b/交互产品开发/Output/实验材料/交互产品开发_实验报告封面_实验2.docx
@@ -212,7 +212,7 @@
           <w:sz w:val="32"/>
           <w:szCs w:val="32"/>
         </w:rPr>
-        <w:t xml:space="preserve">Proto-Persona 用户画像制作</w:t>
+        <w:t xml:space="preserve">画出 Proto Persona（用户画像）</w:t>
       </w:r>
     </w:p>
     <w:p>
@@ -410,6 +410,25 @@
     </w:p>
     <w:p>
       <w:pPr>
+        <w:widowControl/>
+        <w:jc w:val="left"/>
+        <w:rPr>
+          <w:color w:val="000000"/>
+          <w:sz w:val="30"/>
+          <w:szCs w:val="30"/>
+        </w:rPr>
+      </w:pPr>
+      <w:r>
+        <w:rPr>
+          <w:color w:val="000000"/>
+          <w:sz w:val="30"/>
+          <w:szCs w:val="30"/>
+        </w:rPr>
+        <w:br w:type="page"/>
+      </w:r>
+    </w:p>
+    <w:p>
+      <w:pPr>
         <w:spacing w:line="360" w:lineRule="auto"/>
         <w:rPr>
           <w:color w:val="000000"/>
@@ -445,7 +464,6 @@
           <w:sz w:val="44"/>
           <w:szCs w:val="44"/>
         </w:rPr>
-        <w:lastRenderedPageBreak/>
         <w:t>实验报告说明</w:t>
       </w:r>
     </w:p>
@@ -835,7 +853,6 @@
             <w:pPr>
               <w:jc w:val="center"/>
               <w:rPr>
-                <w:rFonts w:hint="eastAsia"/>
                 <w:sz w:val="24"/>
                 <w:szCs w:val="24"/>
               </w:rPr>
@@ -965,7 +982,7 @@
                 <w:sz w:val="24"/>
                 <w:szCs w:val="24"/>
               </w:rPr>
-              <w:t xml:space="preserve">（一）掌握 Proto-Persona（原型用户画像）的四大标准模块格式。</w:t>
+              <w:t xml:space="preserve">（一）掌握 Proto-Persona（原型用户画像）的四大标准模块格式，能将访谈数据转化为结构化的视觉画像。</w:t>
             </w:r>
           </w:p>
           <w:p>
@@ -985,7 +1002,7 @@
                 <w:sz w:val="24"/>
                 <w:szCs w:val="24"/>
               </w:rPr>
-              <w:t xml:space="preserve">（二）理解人口统计学陷阱 (Demographic Trap) 的危害。</w:t>
+              <w:t xml:space="preserve">（二）理解 人口统计学陷阱 (Demographic Trap) 的危害，能在画像制作中自觉规避用人口学标签替代行为差异特征的错误做法。</w:t>
             </w:r>
           </w:p>
           <w:p>
@@ -1005,7 +1022,7 @@
                 <w:sz w:val="24"/>
                 <w:szCs w:val="24"/>
               </w:rPr>
-              <w:t xml:space="preserve">（三）掌握将文字调研数据视觉化表达的基本能力。</w:t>
+              <w:t xml:space="preserve">（三）掌握将文字调研数据视觉化表达的基本能力，能使用任意工具在 A4 版面上完成清晰、有层次的画像卡设计。</w:t>
             </w:r>
           </w:p>
           <w:p>
@@ -1013,7 +1030,26 @@
               <w:spacing w:line="288" w:lineRule="auto"/>
               <w:ind w:firstLineChars="200" w:firstLine="480"/>
               <w:rPr>
-                <w:rFonts w:hint="eastAsia"/>
+                <w:rFonts w:ascii="SimSun" w:hAnsi="SimSun" w:cs="SimSun"/>
+                <w:sz w:val="24"/>
+                <w:szCs w:val="24"/>
+              </w:rPr>
+            </w:pPr>
+            <w:r>
+              <w:rPr>
+                <w:rStyle w:val="CommentReference"/>
+                <w:rFonts w:ascii="SimSun" w:hAnsi="SimSun" w:cs="SimSun" w:hint="eastAsia"/>
+                <w:sz w:val="24"/>
+                <w:szCs w:val="24"/>
+              </w:rPr>
+              <w:t xml:space="preserve">（四）理解 Proto-Persona 作为 Lean UX 假设验证起点的定位——它是一份「待验证的假设」，而非已确认的结论。</w:t>
+            </w:r>
+          </w:p>
+          <w:p>
+            <w:pPr>
+              <w:spacing w:line="288" w:lineRule="auto"/>
+              <w:ind w:firstLineChars="200" w:firstLine="480"/>
+              <w:rPr>
                 <w:sz w:val="24"/>
                 <w:szCs w:val="24"/>
               </w:rPr>
@@ -1088,7 +1124,47 @@
                 <w:sz w:val="24"/>
                 <w:szCs w:val="24"/>
               </w:rPr>
-              <w:t xml:space="preserve">2. 软件：Figma / Illustrator / 其他绘图软件</w:t>
+              <w:t xml:space="preserve">2. 输入材料：实验 1 的 /总结 数据卡</w:t>
+            </w:r>
+          </w:p>
+          <w:p>
+            <w:pPr>
+              <w:spacing w:line="288" w:lineRule="auto"/>
+              <w:ind w:firstLineChars="200" w:firstLine="480"/>
+              <w:rPr>
+                <w:rFonts w:ascii="SimSun" w:hAnsi="SimSun" w:cs="SimSun"/>
+                <w:sz w:val="24"/>
+                <w:szCs w:val="24"/>
+              </w:rPr>
+            </w:pPr>
+            <w:r>
+              <w:rPr>
+                <w:rStyle w:val="CommentReference"/>
+                <w:rFonts w:ascii="SimSun" w:hAnsi="SimSun" w:cs="SimSun" w:hint="eastAsia"/>
+                <w:sz w:val="24"/>
+                <w:szCs w:val="24"/>
+              </w:rPr>
+              <w:t xml:space="preserve">3. 参考素材：教材参考图或网上搜索</w:t>
+            </w:r>
+          </w:p>
+          <w:p>
+            <w:pPr>
+              <w:spacing w:line="288" w:lineRule="auto"/>
+              <w:ind w:firstLineChars="200" w:firstLine="480"/>
+              <w:rPr>
+                <w:rFonts w:ascii="SimSun" w:hAnsi="SimSun" w:cs="SimSun"/>
+                <w:sz w:val="24"/>
+                <w:szCs w:val="24"/>
+              </w:rPr>
+            </w:pPr>
+            <w:r>
+              <w:rPr>
+                <w:rStyle w:val="CommentReference"/>
+                <w:rFonts w:ascii="SimSun" w:hAnsi="SimSun" w:cs="SimSun" w:hint="eastAsia"/>
+                <w:sz w:val="24"/>
+                <w:szCs w:val="24"/>
+              </w:rPr>
+              <w:t xml:space="preserve">4. 制作工具（任选其一）：Figma / Adobe Illustrator / 手绘 / Procreate / 其他绘图软件</w:t>
             </w:r>
           </w:p>
           <w:bookmarkEnd w:id="25"/>
@@ -1161,7 +1237,7 @@
                 <w:sz w:val="24"/>
                 <w:szCs w:val="24"/>
               </w:rPr>
-              <w:t xml:space="preserve">1. 整理实验 1 的结构化数据卡内容。</w:t>
+              <w:t xml:space="preserve">1. 整理实验 1 的结构化 JTBD 数据。</w:t>
             </w:r>
           </w:p>
           <w:p>
@@ -1388,6 +1464,8 @@
           </w:tcPr>
           <w:p>
             <w:pPr>
+              <w:spacing w:line="400" w:lineRule="exact"/>
+              <w:ind w:rightChars="193" w:right="405"/>
               <w:rPr>
                 <w:b/>
                 <w:bCs/>
@@ -1409,6 +1487,8 @@
           </w:p>
           <w:p>
             <w:pPr>
+              <w:spacing w:line="400" w:lineRule="exact"/>
+              <w:ind w:rightChars="193" w:right="405"/>
               <w:rPr>
                 <w:rFonts w:ascii="SimSun" w:hAnsi="SimSun" w:cs="SimSun"/>
                 <w:b/>
@@ -1420,6 +1500,8 @@
           </w:p>
           <w:p>
             <w:pPr>
+              <w:spacing w:line="400" w:lineRule="exact"/>
+              <w:ind w:rightChars="193" w:right="405"/>
               <w:rPr>
                 <w:rFonts w:ascii="SimSun" w:hAnsi="SimSun" w:cs="SimSun"/>
                 <w:b/>
@@ -1441,52 +1523,27 @@
           </w:p>
           <w:p>
             <w:pPr>
+              <w:spacing w:line="400" w:lineRule="exact"/>
+              <w:ind w:rightChars="193" w:right="405"/>
               <w:rPr>
                 <w:rFonts w:ascii="SimSun" w:hAnsi="SimSun" w:cs="SimSun"/>
                 <w:sz w:val="24"/>
                 <w:szCs w:val="24"/>
               </w:rPr>
             </w:pPr>
-          </w:p>
-          <w:p>
-            <w:pPr>
-              <w:rPr>
-                <w:rFonts w:ascii="SimSun" w:hAnsi="SimSun" w:cs="SimSun"/>
-                <w:sz w:val="24"/>
-                <w:szCs w:val="24"/>
-              </w:rPr>
-            </w:pPr>
-          </w:p>
-          <w:p>
-            <w:pPr>
-              <w:rPr>
-                <w:rFonts w:ascii="SimSun" w:hAnsi="SimSun" w:cs="SimSun"/>
-                <w:sz w:val="24"/>
-                <w:szCs w:val="24"/>
-              </w:rPr>
-            </w:pPr>
-          </w:p>
-          <w:p>
-            <w:pPr>
-              <w:rPr>
-                <w:rFonts w:ascii="SimSun" w:hAnsi="SimSun" w:cs="SimSun"/>
-                <w:sz w:val="24"/>
-                <w:szCs w:val="24"/>
-              </w:rPr>
-            </w:pPr>
-          </w:p>
-          <w:p>
-            <w:pPr>
-              <w:rPr>
-                <w:rFonts w:ascii="SimSun" w:hAnsi="SimSun" w:cs="SimSun"/>
-                <w:sz w:val="24"/>
-                <w:szCs w:val="24"/>
-              </w:rPr>
-            </w:pPr>
-          </w:p>
-          <w:p>
-            <w:pPr>
-              <w:ind w:firstLineChars="2100" w:firstLine="5060"/>
+            <w:r>
+              <w:rPr>
+                <w:rFonts w:ascii="SimSun" w:hAnsi="SimSun" w:cs="SimSun" w:hint="eastAsia"/>
+                <w:sz w:val="24"/>
+                <w:szCs w:val="24"/>
+              </w:rPr>
+              <w:t>{{comment}}</w:t>
+            </w:r>
+          </w:p>
+          <w:p>
+            <w:pPr>
+              <w:spacing w:line="400" w:lineRule="exact"/>
+              <w:ind w:rightChars="193" w:right="405" w:firstLineChars="2100" w:firstLine="5060"/>
               <w:rPr>
                 <w:rFonts w:ascii="SimSun" w:hAnsi="SimSun" w:cs="SimSun"/>
                 <w:sz w:val="24"/>
@@ -1503,9 +1560,19 @@
               </w:rPr>
               <w:t>评分：</w:t>
             </w:r>
-          </w:p>
-          <w:p>
-            <w:pPr>
+            <w:r>
+              <w:rPr>
+                <w:rFonts w:ascii="SimSun" w:hAnsi="SimSun" w:cs="SimSun" w:hint="eastAsia"/>
+                <w:sz w:val="24"/>
+                <w:szCs w:val="24"/>
+              </w:rPr>
+              <w:t>{{score}}</w:t>
+            </w:r>
+          </w:p>
+          <w:p>
+            <w:pPr>
+              <w:spacing w:line="400" w:lineRule="exact"/>
+              <w:ind w:rightChars="193" w:right="405"/>
               <w:rPr>
                 <w:rFonts w:ascii="SimSun" w:hAnsi="SimSun" w:cs="SimSun"/>
                 <w:sz w:val="24"/>
@@ -1516,10 +1583,12 @@
           <w:p>
             <w:pPr>
               <w:wordWrap w:val="0"/>
-              <w:ind w:firstLineChars="1700" w:firstLine="4096"/>
-              <w:rPr>
-                <w:sz w:val="32"/>
-                <w:szCs w:val="32"/>
+              <w:spacing w:line="400" w:lineRule="exact"/>
+              <w:ind w:rightChars="193" w:right="405" w:firstLineChars="1700" w:firstLine="4096"/>
+              <w:rPr>
+                <w:rFonts w:ascii="SimSun" w:hAnsi="SimSun" w:cs="SimSun"/>
+                <w:sz w:val="24"/>
+                <w:szCs w:val="24"/>
               </w:rPr>
             </w:pPr>
             <w:r>
@@ -1532,6 +1601,23 @@
               </w:rPr>
               <w:t>指导教师签字：</w:t>
             </w:r>
+            <w:r>
+              <w:rPr>
+                <w:rFonts w:ascii="SimSun" w:hAnsi="SimSun" w:cs="SimSun" w:hint="eastAsia"/>
+                <w:sz w:val="24"/>
+                <w:szCs w:val="24"/>
+              </w:rPr>
+              <w:t>{{sign}}</w:t>
+            </w:r>
+          </w:p>
+          <w:p>
+            <w:pPr>
+              <w:wordWrap w:val="0"/>
+              <w:rPr>
+                <w:sz w:val="32"/>
+                <w:szCs w:val="32"/>
+              </w:rPr>
+            </w:pPr>
           </w:p>
         </w:tc>
       </w:tr>

--- a/交互产品开发/Output/实验材料/交互产品开发_实验报告封面_实验2.docx
+++ b/交互产品开发/Output/实验材料/交互产品开发_实验报告封面_实验2.docx
@@ -393,7 +393,7 @@
           <w:sz w:val="32"/>
           <w:szCs w:val="32"/>
         </w:rPr>
-        <w:t xml:space="preserve">2026.05.21</w:t>
+        <w:t>XXXX</w:t>
       </w:r>
     </w:p>
     <w:p>
@@ -801,7 +801,7 @@
                 <w:sz w:val="24"/>
                 <w:szCs w:val="24"/>
               </w:rPr>
-              <w:t xml:space="preserve">温泉校区 2实107</w:t>
+              <w:t xml:space="preserve">温泉校区 2实107;3实312</w:t>
             </w:r>
             <w:bookmarkEnd w:id="13"/>
           </w:p>
@@ -1164,7 +1164,7 @@
                 <w:sz w:val="24"/>
                 <w:szCs w:val="24"/>
               </w:rPr>
-              <w:t xml:space="preserve">4. 制作工具（任选其一）：Figma / Adobe Illustrator / 手绘 / Procreate / 其他绘图软件</w:t>
+              <w:t xml:space="preserve">4. 制作工具（任选其一）：Figma / Adobe Illustrator / 手绘（强烈鼓励，以降低工具门槛） / Procreate / 其他绘图软件</w:t>
             </w:r>
           </w:p>
           <w:bookmarkEnd w:id="25"/>
